--- a/docs/Test_Automation_Strategy.docx
+++ b/docs/Test_Automation_Strategy.docx
@@ -45,7 +45,7 @@
           <w:sz w:val="24"/>
           <w:szCs w:val="24"/>
         </w:rPr>
-        <w:t xml:space="preserve">MTN Group Fintech</w:t>
+        <w:t xml:space="preserve">Group Fintech</w:t>
       </w:r>
     </w:p>
     <w:p>
@@ -124,7 +124,7 @@
         <w:spacing w:after="120"/>
       </w:pPr>
       <w:r>
-        <w:t xml:space="preserve">MTN Group Fintech runs release cycles across 17 markets supporting 290M+ customers. Quality assurance is currently squad-embedded, manual-heavy, and uneven in coverage. This strategy establishes an AI-driven test automation capability that will lift regression coverage by 3×, reduce release cycle time by 35%, and cut production defect escape rates by half within 12 months.</w:t>
+        <w:t xml:space="preserve">Group Fintech runs release cycles across 17 markets supporting 290M+ customers. Quality assurance is currently squad-embedded, manual-heavy, and uneven in coverage. This strategy establishes an AI-driven test automation capability that will lift regression coverage by 3×, reduce release cycle time by 35%, and cut production defect escape rates by half within 12 months.</w:t>
       </w:r>
     </w:p>
     <w:p>
@@ -223,7 +223,7 @@
         <w:spacing w:after="120"/>
       </w:pPr>
       <w:r>
-        <w:t xml:space="preserve">Across MTN Fintech engineering, testing is the primary bottleneck slowing release confidence. The pattern is consistent across squads:</w:t>
+        <w:t xml:space="preserve">Across Group Fintech engineering, testing is the primary bottleneck slowing release confidence. The pattern is consistent across squads:</w:t>
       </w:r>
     </w:p>
     <w:p>
@@ -291,7 +291,7 @@
         <w:spacing w:after="120"/>
       </w:pPr>
       <w:r>
-        <w:t xml:space="preserve">The cost of this is not primarily test infrastructure — it is slower releases, deferred feature work, and a compliance tax every time a significant MoMo change ships.</w:t>
+        <w:t xml:space="preserve">The cost of this is not primarily test infrastructure — it is slower releases, deferred feature work, and a compliance tax every time a significant wallet change ships.</w:t>
       </w:r>
     </w:p>
     <w:p>
@@ -1163,7 +1163,7 @@
         <w:spacing w:after="120"/>
       </w:pPr>
       <w:r>
-        <w:t xml:space="preserve">The vendor scan (Diffblue, Mabl, CodiumAI, Testim) shows strong point solutions but none cover the full pipeline we need at MTN's scale and compliance bar. The decision is to build a thin internal layer on commercial LLMs and open-source execution frameworks, avoiding lock-in and preserving the ability to switch model providers.</w:t>
+        <w:t xml:space="preserve">The vendor scan (Diffblue, Mabl, CodiumAI, Testim) shows strong point solutions but none cover the full pipeline we need at the Group's scale and compliance bar. The decision is to build a thin internal layer on commercial LLMs and open-source execution frameworks, avoiding lock-in and preserving the ability to switch model providers.</w:t>
       </w:r>
     </w:p>
     <w:p>
@@ -3699,7 +3699,7 @@
         </w:numPr>
       </w:pPr>
       <w:r>
-        <w:t xml:space="preserve">MoMo Intelligence Centre — live dashboard for AI &amp; Automation programme status</w:t>
+        <w:t xml:space="preserve">Intelligence Centre — live dashboard for AI &amp; Automation programme status</w:t>
       </w:r>
     </w:p>
     <w:p>
@@ -3711,7 +3711,7 @@
         </w:numPr>
       </w:pPr>
       <w:r>
-        <w:t xml:space="preserve">MTN Head of AI &amp; Automation JD — scope of the broader division</w:t>
+        <w:t xml:space="preserve">Head of AI &amp; Automation JD — scope of the broader division</w:t>
       </w:r>
     </w:p>
     <w:p>
@@ -3860,7 +3860,7 @@
         <w:sz w:val="18"/>
         <w:szCs w:val="18"/>
       </w:rPr>
-      <w:t xml:space="preserve">MTN Group Fintech · AI &amp; Automation</w:t>
+      <w:t xml:space="preserve">Group Fintech · AI &amp; Automation</w:t>
     </w:r>
   </w:p>
 </w:hdr>
